--- a/NERC-CIP/CSW-NERC-CIP-Reference-Design.docx
+++ b/NERC-CIP/CSW-NERC-CIP-Reference-Design.docx
@@ -37,13 +37,13 @@
         <w:t xml:space="preserve">Cisco Secure Workload — NERC CIP (North American Bulk Electric System)</w:t>
       </w:r>
     </w:p>
-    <w:bookmarkStart w:id="9" w:name="Xcfe3df97cf7d2b42901fac5e632ae3e14b8fb68"/>
+    <w:bookmarkStart w:id="9" w:name="X0b570a9fb4f2044af6d7a594d9c6f7e34f4b7bf"/>
     <w:p>
       <w:pPr>
         <w:pStyle w:val="Heading2"/>
       </w:pPr>
       <w:r>
-        <w:t xml:space="preserve">Technical Runbook | Electric Utilities &amp; Generation/Transmission Operators</w:t>
+        <w:t xml:space="preserve">Reference Design | Electric Utilities &amp; Generation/Transmission Operators</w:t>
       </w:r>
     </w:p>
     <w:p>
@@ -350,7 +350,7 @@
           <w:b/>
           <w:bCs/>
         </w:rPr>
-        <w:t xml:space="preserve">Questions this runbook helps you answer:</w:t>
+        <w:t xml:space="preserve">Questions this reference design helps you answer:</w:t>
       </w:r>
     </w:p>
     <w:p>
@@ -876,7 +876,7 @@
         <w:t xml:space="preserve"> </w:t>
       </w:r>
       <w:r>
-        <w:t xml:space="preserve">Entities under FERC oversight. Nothing in this runbook substitutes for</w:t>
+        <w:t xml:space="preserve">Entities under FERC oversight. Nothing in this reference design substitutes for</w:t>
       </w:r>
       <w:r>
         <w:t xml:space="preserve"> </w:t>
@@ -2148,7 +2148,7 @@
         <w:t xml:space="preserve"> </w:t>
       </w:r>
       <w:r>
-        <w:t xml:space="preserve">this runbook are:</w:t>
+        <w:t xml:space="preserve">this reference design are:</w:t>
       </w:r>
     </w:p>
     <w:tbl>
@@ -7290,7 +7290,7 @@
           <w:rPr>
             <w:rStyle w:val="Hyperlink"/>
           </w:rPr>
-          <w:t xml:space="preserve">800-53 runbook</w:t>
+          <w:t xml:space="preserve">800-53 reference design</w:t>
         </w:r>
       </w:hyperlink>
       <w:r>
@@ -7338,7 +7338,7 @@
           <w:rPr>
             <w:rStyle w:val="Hyperlink"/>
           </w:rPr>
-          <w:t xml:space="preserve">800-207 runbook</w:t>
+          <w:t xml:space="preserve">800-207 reference design</w:t>
         </w:r>
       </w:hyperlink>
       <w:r>
@@ -7432,7 +7432,7 @@
           <w:rPr>
             <w:rStyle w:val="Hyperlink"/>
           </w:rPr>
-          <w:t xml:space="preserve">ISO 27001 runbook</w:t>
+          <w:t xml:space="preserve">ISO 27001 reference design</w:t>
         </w:r>
       </w:hyperlink>
       <w:r>
@@ -7474,7 +7474,7 @@
           <w:rPr>
             <w:rStyle w:val="Hyperlink"/>
           </w:rPr>
-          <w:t xml:space="preserve">TSA Pipeline runbook</w:t>
+          <w:t xml:space="preserve">TSA Pipeline reference design</w:t>
         </w:r>
       </w:hyperlink>
       <w:r>
@@ -7503,7 +7503,7 @@
         <w:pStyle w:val="FirstParagraph"/>
       </w:pPr>
       <w:r>
-        <w:t xml:space="preserve">This runbook is</w:t>
+        <w:t xml:space="preserve">This reference design is</w:t>
       </w:r>
       <w:r>
         <w:t xml:space="preserve"> </w:t>
